--- a/deliverables/2026-06-15-framework-update-summary.docx
+++ b/deliverables/2026-06-15-framework-update-summary.docx
@@ -546,29 +546,34 @@
         <w:rPr>
           <w:b/>
         </w:rPr>
-        <w:t>Word (.docx), PDF, and text (.txt)</w:t>
+        <w:t>Word (.docx), text (.txt), and Markdown (.md)</w:t>
       </w:r>
       <w:r>
-        <w:t xml:space="preserve"> files, saved in the</w:t>
+        <w:t xml:space="preserve"> files — and</w:t>
       </w:r>
     </w:p>
     <w:p>
       <w:r>
-        <w:t xml:space="preserve">project, </w:t>
+        <w:t xml:space="preserve">the scoreboard as an </w:t>
       </w:r>
       <w:r>
         <w:rPr>
           <w:b/>
         </w:rPr>
-        <w:t>pushed to your Google Drive</w:t>
+        <w:t>Excel (.xlsx)</w:t>
       </w:r>
       <w:r>
-        <w:t>, and sent to you as attachments — no GitHub</w:t>
+        <w:t xml:space="preserve"> file — saved in the project and **sent to you</w:t>
       </w:r>
     </w:p>
     <w:p>
       <w:r>
-        <w:t>required. (This very document was produced by that new pipeline as a test.)</w:t>
+        <w:t>directly as attachments** (no Google Drive, no GitHub digging). (This very document</w:t>
+      </w:r>
+    </w:p>
+    <w:p>
+      <w:r>
+        <w:t>was produced by that pipeline as a test.)</w:t>
       </w:r>
     </w:p>
     <w:p>
@@ -719,7 +724,7 @@
     </w:p>
     <w:p>
       <w:r>
-        <w:t>hand you plain-English dossiers for the top 2–3 in your Google Drive. Then take those</w:t>
+        <w:t>hand you plain-English dossiers for the top 2–3 as attachments. Then take those</w:t>
       </w:r>
     </w:p>
     <w:p>
